--- a/planning/docs/13_Segment_Profiling_and_Validation.docx
+++ b/planning/docs/13_Segment_Profiling_and_Validation.docx
@@ -1077,50 +1077,6 @@
               <w:rPr>
                 <w:sz w:val="20"/>
               </w:rPr>
-              <w:t>Product mix</w:t>
-            </w:r>
-          </w:p>
-        </w:tc>
-        <w:tc>
-          <w:tcPr>
-            <w:tcW w:type="dxa" w:w="2880"/>
-          </w:tcPr>
-          <w:p>
-            <w:r/>
-            <w:r>
-              <w:rPr>
-                <w:sz w:val="20"/>
-              </w:rPr>
-              <w:t>Buy different things?</w:t>
-            </w:r>
-          </w:p>
-        </w:tc>
-        <w:tc>
-          <w:tcPr>
-            <w:tcW w:type="dxa" w:w="2880"/>
-          </w:tcPr>
-          <w:p>
-            <w:r/>
-            <w:r>
-              <w:rPr>
-                <w:sz w:val="20"/>
-              </w:rPr>
-              <w:t>StockCode / Description</w:t>
-            </w:r>
-          </w:p>
-        </w:tc>
-      </w:tr>
-      <w:tr>
-        <w:tc>
-          <w:tcPr>
-            <w:tcW w:type="dxa" w:w="2880"/>
-          </w:tcPr>
-          <w:p>
-            <w:r/>
-            <w:r>
-              <w:rPr>
-                <w:sz w:val="20"/>
-              </w:rPr>
               <w:t>Country</w:t>
             </w:r>
           </w:p>
@@ -1229,7 +1185,7 @@
         <w:pStyle w:val="ListBullet"/>
       </w:pPr>
       <w:r>
-        <w:t>Interview line: 'I checked separation on predicted value, product mix, and geography - things the model never saw - not just the features I clustered on. That is evidence the segments are real customer types, not an artifact of where I drew the lines.'</w:t>
+        <w:t>Interview line: 'I checked separation on predicted value, return rate, and geography - things the model never saw - not just the features I clustered on. That is evidence the segments are real customer types, not an artifact of where I drew the lines.'</w:t>
       </w:r>
     </w:p>
     <w:p>
